--- a/media/templates/non_academic_awards/AGRICULTURE/leadership_award_AGRICULTURE.docx
+++ b/media/templates/non_academic_awards/AGRICULTURE/leadership_award_AGRICULTURE.docx
@@ -1,6 +1,6 @@
 
 <file path=word/document.xml><?xml version="1.0" encoding="utf-8"?>
-<w:document xmlns:wpc="http://schemas.microsoft.com/office/word/2010/wordprocessingCanvas" xmlns:cx="http://schemas.microsoft.com/office/drawing/2014/chartex" xmlns:cx1="http://schemas.microsoft.com/office/drawing/2015/9/8/chartex" xmlns:cx2="http://schemas.microsoft.com/office/drawing/2015/10/21/chartex" xmlns:cx3="http://schemas.microsoft.com/office/drawing/2016/5/9/chartex" xmlns:cx4="http://schemas.microsoft.com/office/drawing/2016/5/10/chartex" xmlns:cx5="http://schemas.microsoft.com/office/drawing/2016/5/11/chartex" xmlns:cx6="http://schemas.microsoft.com/office/drawing/2016/5/12/chartex" xmlns:cx7="http://schemas.microsoft.com/office/drawing/2016/5/13/chartex" xmlns:cx8="http://schemas.microsoft.com/office/drawing/2016/5/14/chartex" xmlns:mc="http://schemas.openxmlformats.org/markup-compatibility/2006" xmlns:aink="http://schemas.microsoft.com/office/drawing/2016/ink" xmlns:am3d="http://schemas.microsoft.com/office/drawing/2017/model3d" xmlns:o="urn:schemas-microsoft-com:office:office" xmlns:oel="http://schemas.microsoft.com/office/2019/extlst" xmlns:r="http://schemas.openxmlformats.org/officeDocument/2006/relationships" xmlns:m="http://schemas.openxmlformats.org/officeDocument/2006/math" xmlns:v="urn:schemas-microsoft-com:vml" xmlns:wp14="http://schemas.microsoft.com/office/word/2010/wordprocessingDrawing" xmlns:wp="http://schemas.openxmlformats.org/drawingml/2006/wordprocessingDrawing" xmlns:w10="urn:schemas-microsoft-com:office:word" xmlns:w="http://schemas.openxmlformats.org/wordprocessingml/2006/main" xmlns:w14="http://schemas.microsoft.com/office/word/2010/wordml" xmlns:w15="http://schemas.microsoft.com/office/word/2012/wordml" xmlns:w16cex="http://schemas.microsoft.com/office/word/2018/wordml/cex" xmlns:w16cid="http://schemas.microsoft.com/office/word/2016/wordml/cid" xmlns:w16="http://schemas.microsoft.com/office/word/2018/wordml" xmlns:w16du="http://schemas.microsoft.com/office/word/2023/wordml/word16du" xmlns:w16sdtdh="http://schemas.microsoft.com/office/word/2020/wordml/sdtdatahash" xmlns:w16se="http://schemas.microsoft.com/office/word/2015/wordml/symex" xmlns:wpg="http://schemas.microsoft.com/office/word/2010/wordprocessingGroup" xmlns:wpi="http://schemas.microsoft.com/office/word/2010/wordprocessingInk" xmlns:wne="http://schemas.microsoft.com/office/word/2006/wordml" xmlns:wps="http://schemas.microsoft.com/office/word/2010/wordprocessingShape" mc:Ignorable="w14 w15 w16se w16cid w16 w16cex w16sdtdh w16du wp14">
+<w:document xmlns:wpc="http://schemas.microsoft.com/office/word/2010/wordprocessingCanvas" xmlns:cx="http://schemas.microsoft.com/office/drawing/2014/chartex" xmlns:cx1="http://schemas.microsoft.com/office/drawing/2015/9/8/chartex" xmlns:cx2="http://schemas.microsoft.com/office/drawing/2015/10/21/chartex" xmlns:cx3="http://schemas.microsoft.com/office/drawing/2016/5/9/chartex" xmlns:cx4="http://schemas.microsoft.com/office/drawing/2016/5/10/chartex" xmlns:cx5="http://schemas.microsoft.com/office/drawing/2016/5/11/chartex" xmlns:cx6="http://schemas.microsoft.com/office/drawing/2016/5/12/chartex" xmlns:cx7="http://schemas.microsoft.com/office/drawing/2016/5/13/chartex" xmlns:cx8="http://schemas.microsoft.com/office/drawing/2016/5/14/chartex" xmlns:mc="http://schemas.openxmlformats.org/markup-compatibility/2006" xmlns:aink="http://schemas.microsoft.com/office/drawing/2016/ink" xmlns:am3d="http://schemas.microsoft.com/office/drawing/2017/model3d" xmlns:o="urn:schemas-microsoft-com:office:office" xmlns:r="http://schemas.openxmlformats.org/officeDocument/2006/relationships" xmlns:m="http://schemas.openxmlformats.org/officeDocument/2006/math" xmlns:v="urn:schemas-microsoft-com:vml" xmlns:wp14="http://schemas.microsoft.com/office/word/2010/wordprocessingDrawing" xmlns:wp="http://schemas.openxmlformats.org/drawingml/2006/wordprocessingDrawing" xmlns:w10="urn:schemas-microsoft-com:office:word" xmlns:w="http://schemas.openxmlformats.org/wordprocessingml/2006/main" xmlns:w14="http://schemas.microsoft.com/office/word/2010/wordml" xmlns:w15="http://schemas.microsoft.com/office/word/2012/wordml" xmlns:w16cid="http://schemas.microsoft.com/office/word/2016/wordml/cid" xmlns:w16se="http://schemas.microsoft.com/office/word/2015/wordml/symex" xmlns:wpg="http://schemas.microsoft.com/office/word/2010/wordprocessingGroup" xmlns:wpi="http://schemas.microsoft.com/office/word/2010/wordprocessingInk" xmlns:wne="http://schemas.microsoft.com/office/word/2006/wordml" xmlns:wps="http://schemas.microsoft.com/office/word/2010/wordprocessingShape" mc:Ignorable="w14 w15 w16se w16cid wp14">
   <w:body>
     <w:p>
       <w:pPr>
@@ -231,7 +231,61 @@
           <w:w w:val="105"/>
           <w:sz w:val="11"/>
         </w:rPr>
-        <w:t>Ed Kintanar St. Lamacan, Argao, Cebu, Philippines</w:t>
+        <w:t xml:space="preserve">Ed </w:t>
+      </w:r>
+      <w:proofErr w:type="spellStart"/>
+      <w:r>
+        <w:rPr>
+          <w:rFonts w:ascii="Times New Roman"/>
+          <w:w w:val="105"/>
+          <w:sz w:val="11"/>
+        </w:rPr>
+        <w:t>Kintanar</w:t>
+      </w:r>
+      <w:proofErr w:type="spellEnd"/>
+      <w:r>
+        <w:rPr>
+          <w:rFonts w:ascii="Times New Roman"/>
+          <w:w w:val="105"/>
+          <w:sz w:val="11"/>
+        </w:rPr>
+        <w:t xml:space="preserve"> St. </w:t>
+      </w:r>
+      <w:proofErr w:type="spellStart"/>
+      <w:r>
+        <w:rPr>
+          <w:rFonts w:ascii="Times New Roman"/>
+          <w:w w:val="105"/>
+          <w:sz w:val="11"/>
+        </w:rPr>
+        <w:t>Lamacan</w:t>
+      </w:r>
+      <w:proofErr w:type="spellEnd"/>
+      <w:r>
+        <w:rPr>
+          <w:rFonts w:ascii="Times New Roman"/>
+          <w:w w:val="105"/>
+          <w:sz w:val="11"/>
+        </w:rPr>
+        <w:t xml:space="preserve">, </w:t>
+      </w:r>
+      <w:proofErr w:type="spellStart"/>
+      <w:r>
+        <w:rPr>
+          <w:rFonts w:ascii="Times New Roman"/>
+          <w:w w:val="105"/>
+          <w:sz w:val="11"/>
+        </w:rPr>
+        <w:t>Argao</w:t>
+      </w:r>
+      <w:proofErr w:type="spellEnd"/>
+      <w:r>
+        <w:rPr>
+          <w:rFonts w:ascii="Times New Roman"/>
+          <w:w w:val="105"/>
+          <w:sz w:val="11"/>
+        </w:rPr>
+        <w:t>, Cebu, Philippines</w:t>
       </w:r>
       <w:r>
         <w:rPr>
@@ -519,6 +573,7 @@
         </w:rPr>
         <w:t xml:space="preserve"> </w:t>
       </w:r>
+      <w:proofErr w:type="spellStart"/>
       <w:r>
         <w:rPr>
           <w:rFonts w:ascii="Times New Roman"/>
@@ -526,6 +581,7 @@
         </w:rPr>
         <w:t>F</w:t>
       </w:r>
+      <w:proofErr w:type="spellEnd"/>
       <w:r>
         <w:rPr>
           <w:rFonts w:ascii="Times New Roman"/>
@@ -967,7 +1023,35 @@
         <w:rPr>
           <w:w w:val="90"/>
         </w:rPr>
-        <w:t>[firstname] [lastname]</w:t>
+        <w:t>[</w:t>
+      </w:r>
+      <w:proofErr w:type="spellStart"/>
+      <w:r>
+        <w:rPr>
+          <w:w w:val="90"/>
+        </w:rPr>
+        <w:t>firstname</w:t>
+      </w:r>
+      <w:proofErr w:type="spellEnd"/>
+      <w:r>
+        <w:rPr>
+          <w:w w:val="90"/>
+        </w:rPr>
+        <w:t>] [</w:t>
+      </w:r>
+      <w:proofErr w:type="spellStart"/>
+      <w:r>
+        <w:rPr>
+          <w:w w:val="90"/>
+        </w:rPr>
+        <w:t>lastname</w:t>
+      </w:r>
+      <w:proofErr w:type="spellEnd"/>
+      <w:r>
+        <w:rPr>
+          <w:w w:val="90"/>
+        </w:rPr>
+        <w:t>]</w:t>
       </w:r>
     </w:p>
     <w:p>
@@ -1193,6 +1277,7 @@
         </w:rPr>
         <w:t xml:space="preserve"> </w:t>
       </w:r>
+      <w:proofErr w:type="spellStart"/>
       <w:r>
         <w:rPr>
           <w:b/>
@@ -1200,6 +1285,7 @@
         </w:rPr>
         <w:t>Equationers</w:t>
       </w:r>
+      <w:proofErr w:type="spellEnd"/>
       <w:r>
         <w:rPr>
           <w:b/>
@@ -1264,7 +1350,21 @@
         <w:rPr>
           <w:sz w:val="20"/>
         </w:rPr>
-        <w:t>[academic_year]</w:t>
+        <w:t>[</w:t>
+      </w:r>
+      <w:proofErr w:type="spellStart"/>
+      <w:r>
+        <w:rPr>
+          <w:sz w:val="20"/>
+        </w:rPr>
+        <w:t>academic_year</w:t>
+      </w:r>
+      <w:proofErr w:type="spellEnd"/>
+      <w:r>
+        <w:rPr>
+          <w:sz w:val="20"/>
+        </w:rPr>
+        <w:t>]</w:t>
       </w:r>
       <w:r>
         <w:rPr>
@@ -1318,7 +1418,21 @@
         <w:rPr>
           <w:sz w:val="20"/>
         </w:rPr>
-        <w:t>[date_given]</w:t>
+        <w:t>[</w:t>
+      </w:r>
+      <w:proofErr w:type="spellStart"/>
+      <w:r>
+        <w:rPr>
+          <w:sz w:val="20"/>
+        </w:rPr>
+        <w:t>date_given</w:t>
+      </w:r>
+      <w:proofErr w:type="spellEnd"/>
+      <w:r>
+        <w:rPr>
+          <w:sz w:val="20"/>
+        </w:rPr>
+        <w:t>]</w:t>
       </w:r>
       <w:r>
         <w:rPr>
@@ -1441,7 +1555,21 @@
         <w:rPr>
           <w:sz w:val="20"/>
         </w:rPr>
-        <w:t>Parents held at CTU-AC Kalampusan Gym.</w:t>
+        <w:t xml:space="preserve">Parents held at CTU-AC </w:t>
+      </w:r>
+      <w:proofErr w:type="spellStart"/>
+      <w:r>
+        <w:rPr>
+          <w:sz w:val="20"/>
+        </w:rPr>
+        <w:t>Kalampusan</w:t>
+      </w:r>
+      <w:proofErr w:type="spellEnd"/>
+      <w:r>
+        <w:rPr>
+          <w:sz w:val="20"/>
+        </w:rPr>
+        <w:t xml:space="preserve"> Gym.</w:t>
       </w:r>
     </w:p>
     <w:p>
@@ -1697,7 +1825,7 @@
               </wp:anchor>
             </w:drawing>
           </mc:Choice>
-          <mc:Fallback>
+          <mc:Fallback xmlns:w16sdtdh="http://schemas.microsoft.com/office/word/2020/wordml/sdtdatahash" xmlns:w16du="http://schemas.microsoft.com/office/word/2023/wordml/word16du" xmlns:w16="http://schemas.microsoft.com/office/word/2018/wordml" xmlns:w16cex="http://schemas.microsoft.com/office/word/2018/wordml/cex" xmlns:oel="http://schemas.microsoft.com/office/2019/extlst">
             <w:pict>
               <v:group w14:anchorId="67B3019B" id="Group 127" o:spid="_x0000_s1026" style="position:absolute;margin-left:0;margin-top:0;width:595.5pt;height:842.25pt;z-index:-251657216;mso-wrap-distance-left:0;mso-wrap-distance-right:0;mso-position-horizontal-relative:page;mso-position-vertical-relative:page" coordsize="75628,106965" o:gfxdata="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">
                 <v:shapetype id="_x0000_t75" coordsize="21600,21600" o:spt="75" o:preferrelative="t" path="m@4@5l@4@11@9@11@9@5xe" filled="f" stroked="f">
@@ -1749,63 +1877,10 @@
           <w:w w:val="90"/>
           <w:sz w:val="20"/>
         </w:rPr>
-        <w:t>MEL</w:t>
-      </w:r>
-      <w:r>
-        <w:rPr>
-          <w:b/>
-          <w:w w:val="90"/>
-          <w:sz w:val="20"/>
-          <w:u w:val="single" w:color="DDC885"/>
-        </w:rPr>
-        <w:t>ANIE</w:t>
-      </w:r>
-      <w:r>
-        <w:rPr>
-          <w:b/>
-          <w:spacing w:val="-3"/>
-          <w:sz w:val="20"/>
-          <w:u w:val="single" w:color="DDC885"/>
-        </w:rPr>
-        <w:t xml:space="preserve"> </w:t>
-      </w:r>
-      <w:r>
-        <w:rPr>
-          <w:b/>
-          <w:w w:val="90"/>
-          <w:sz w:val="20"/>
-          <w:u w:val="single" w:color="DDC885"/>
-        </w:rPr>
-        <w:t>R.</w:t>
-      </w:r>
-      <w:r>
-        <w:rPr>
-          <w:b/>
-          <w:spacing w:val="-2"/>
-          <w:sz w:val="20"/>
-          <w:u w:val="single" w:color="DDC885"/>
-        </w:rPr>
-        <w:t xml:space="preserve"> </w:t>
-      </w:r>
-      <w:r>
-        <w:rPr>
-          <w:b/>
-          <w:spacing w:val="-2"/>
-          <w:w w:val="90"/>
-          <w:sz w:val="20"/>
-          <w:u w:val="single" w:color="DDC885"/>
-        </w:rPr>
-        <w:t>ALBARRAC</w:t>
-      </w:r>
-      <w:r>
-        <w:rPr>
-          <w:b/>
-          <w:spacing w:val="-2"/>
-          <w:w w:val="90"/>
-          <w:sz w:val="20"/>
-        </w:rPr>
-        <w:t>IN</w:t>
-      </w:r>
+        <w:t>EVANGELINE RELLIN</w:t>
+      </w:r>
+      <w:bookmarkStart w:id="0" w:name="_GoBack"/>
+      <w:bookmarkEnd w:id="0"/>
     </w:p>
     <w:p>
       <w:pPr>
@@ -1983,7 +2058,7 @@
 </file>
 
 <file path=word/styles.xml><?xml version="1.0" encoding="utf-8"?>
-<w:styles xmlns:mc="http://schemas.openxmlformats.org/markup-compatibility/2006" xmlns:r="http://schemas.openxmlformats.org/officeDocument/2006/relationships" xmlns:w="http://schemas.openxmlformats.org/wordprocessingml/2006/main" xmlns:w14="http://schemas.microsoft.com/office/word/2010/wordml" xmlns:w15="http://schemas.microsoft.com/office/word/2012/wordml" xmlns:w16cex="http://schemas.microsoft.com/office/word/2018/wordml/cex" xmlns:w16cid="http://schemas.microsoft.com/office/word/2016/wordml/cid" xmlns:w16="http://schemas.microsoft.com/office/word/2018/wordml" xmlns:w16du="http://schemas.microsoft.com/office/word/2023/wordml/word16du" xmlns:w16sdtdh="http://schemas.microsoft.com/office/word/2020/wordml/sdtdatahash" xmlns:w16se="http://schemas.microsoft.com/office/word/2015/wordml/symex" mc:Ignorable="w14 w15 w16se w16cid w16 w16cex w16sdtdh w16du">
+<w:styles xmlns:mc="http://schemas.openxmlformats.org/markup-compatibility/2006" xmlns:r="http://schemas.openxmlformats.org/officeDocument/2006/relationships" xmlns:w="http://schemas.openxmlformats.org/wordprocessingml/2006/main" xmlns:w14="http://schemas.microsoft.com/office/word/2010/wordml" xmlns:w15="http://schemas.microsoft.com/office/word/2012/wordml" xmlns:w16cid="http://schemas.microsoft.com/office/word/2016/wordml/cid" xmlns:w16se="http://schemas.microsoft.com/office/word/2015/wordml/symex" mc:Ignorable="w14 w15 w16se w16cid">
   <w:docDefaults>
     <w:rPrDefault>
       <w:rPr>
